--- a/briefs/south-carolina/slow-wage-growth/citizen-v2/appendices/appendices.docx
+++ b/briefs/south-carolina/slow-wage-growth/citizen-v2/appendices/appendices.docx
@@ -602,7 +602,7 @@
               <w:jc w:val="left"/>
             </w:pPr>
             <w:r>
-              <w:t xml:space="preserve">Would have set a state minimum wage of $10.10 an hour (or the federal rate if higher) and let local governments go higher.</w:t>
+              <w:t xml:space="preserve">Would have set a state minimum wage of $10.10 an hour (or the federal rate if higher); local governments still could not go higher.</w:t>
             </w:r>
           </w:p>
         </w:tc>
@@ -824,7 +824,7 @@
               <w:jc w:val="left"/>
             </w:pPr>
             <w:r>
-              <w:t xml:space="preserve">Would have set a state minimum wage of $13 an hour (or the federal rate if higher) and let local governments go higher.</w:t>
+              <w:t xml:space="preserve">Would have set a state minimum wage of $13 an hour (or the federal rate if higher); local governments still could not go higher.</w:t>
             </w:r>
           </w:p>
         </w:tc>
@@ -1268,7 +1268,7 @@
               <w:jc w:val="left"/>
             </w:pPr>
             <w:r>
-              <w:t xml:space="preserve">Would have set a state minimum wage of $15 an hour (or the federal rate if higher) and let local governments go higher.</w:t>
+              <w:t xml:space="preserve">Would have set a state minimum wage of $15 an hour (or the federal rate if higher); local governments still could not go higher.</w:t>
             </w:r>
           </w:p>
         </w:tc>
@@ -1342,7 +1342,7 @@
               <w:jc w:val="left"/>
             </w:pPr>
             <w:r>
-              <w:t xml:space="preserve">Would have set a state minimum wage of $13 an hour (or the federal rate if higher) and let local governments go higher.</w:t>
+              <w:t xml:space="preserve">Would have set a state minimum wage of $13 an hour (or the federal rate if higher); local governments still could not go higher.</w:t>
             </w:r>
           </w:p>
         </w:tc>
@@ -1860,7 +1860,7 @@
               <w:jc w:val="left"/>
             </w:pPr>
             <w:r>
-              <w:t xml:space="preserve">Would have set a state minimum wage of $10 an hour (or the federal rate if higher).</w:t>
+              <w:t xml:space="preserve">Would have set a state minimum wage of $10 an hour (or the federal rate if higher); local governments still could not go higher.</w:t>
             </w:r>
           </w:p>
         </w:tc>

--- a/briefs/south-carolina/slow-wage-growth/citizen-v2/appendices/appendices.docx
+++ b/briefs/south-carolina/slow-wage-growth/citizen-v2/appendices/appendices.docx
@@ -34661,7 +34661,7 @@
     </w:p>
     <w:bookmarkEnd w:id="65"/>
     <w:bookmarkEnd w:id="66"/>
-    <w:bookmarkStart w:id="71" w:name="Xb5ad38790dac8d735e3ea343eaeacaf1a3b9db5"/>
+    <w:bookmarkStart w:id="70" w:name="Xb5ad38790dac8d735e3ea343eaeacaf1a3b9db5"/>
     <w:p>
       <w:pPr>
         <w:pStyle w:val="Heading1"/>
@@ -34675,13 +34675,47 @@
         <w:pStyle w:val="FirstParagraph"/>
       </w:pPr>
       <w:r>
-        <w:t xml:space="preserve">The four proposals below came out of the Forum’s Phase 2 Community</w:t>
+        <w:t xml:space="preserve">The three proposals below are the</w:t>
       </w:r>
       <w:r>
         <w:t xml:space="preserve"> </w:t>
       </w:r>
       <w:r>
-        <w:t xml:space="preserve">Conversations (June–August 2026). They are</w:t>
+        <w:rPr>
+          <w:bCs/>
+          <w:b/>
+        </w:rPr>
+        <w:t xml:space="preserve">final proposal grid</w:t>
+      </w:r>
+      <w:r>
+        <w:t xml:space="preserve"> </w:t>
+      </w:r>
+      <w:r>
+        <w:t xml:space="preserve">for Slow Wage</w:t>
+      </w:r>
+      <w:r>
+        <w:t xml:space="preserve"> </w:t>
+      </w:r>
+      <w:r>
+        <w:t xml:space="preserve">Growth (</w:t>
+      </w:r>
+      <w:r>
+        <w:t xml:space="preserve">“</w:t>
+      </w:r>
+      <w:r>
+        <w:t xml:space="preserve">SC1 – Slow Wage Growth</w:t>
+      </w:r>
+      <w:r>
+        <w:t xml:space="preserve">”</w:t>
+      </w:r>
+      <w:r>
+        <w:t xml:space="preserve">), the set that advanced out of the Forum’s</w:t>
+      </w:r>
+      <w:r>
+        <w:t xml:space="preserve"> </w:t>
+      </w:r>
+      <w:r>
+        <w:t xml:space="preserve">Community Conversations. They are</w:t>
       </w:r>
       <w:r>
         <w:t xml:space="preserve"> </w:t>
@@ -34697,40 +34731,76 @@
         <w:t xml:space="preserve"> </w:t>
       </w:r>
       <w:r>
-        <w:t xml:space="preserve">— what</w:t>
+        <w:t xml:space="preserve">— what participants</w:t>
       </w:r>
       <w:r>
         <w:t xml:space="preserve"> </w:t>
       </w:r>
       <w:r>
-        <w:t xml:space="preserve">participants proposed, with the frequency and consensus noted at the events</w:t>
+        <w:t xml:space="preserve">proposed, with the frequency, consensus, and concerns reported at the events</w:t>
       </w:r>
       <w:r>
         <w:t xml:space="preserve"> </w:t>
       </w:r>
       <w:r>
-        <w:t xml:space="preserve">— not verified facts or Forum positions. Each is matched against the</w:t>
+        <w:t xml:space="preserve">— not verified facts or Forum positions. (The earlier Phase 2 working set</w:t>
       </w:r>
       <w:r>
         <w:t xml:space="preserve"> </w:t>
       </w:r>
       <w:r>
-        <w:t xml:space="preserve">2019–2026 legislative record. A proposal with zero matched bills is a</w:t>
+        <w:t xml:space="preserve">carried a standalone</w:t>
       </w:r>
       <w:r>
         <w:t xml:space="preserve"> </w:t>
       </w:r>
       <w:r>
-        <w:t xml:space="preserve">finding, not a failure: it means lawmakers have not yet tried it.</w:t>
+        <w:t xml:space="preserve">“</w:t>
+      </w:r>
+      <w:r>
+        <w:t xml:space="preserve">raise the minimum wage</w:t>
+      </w:r>
+      <w:r>
+        <w:t xml:space="preserve">”</w:t>
+      </w:r>
+      <w:r>
+        <w:t xml:space="preserve"> </w:t>
+      </w:r>
+      <w:r>
+        <w:t xml:space="preserve">item; the final grid folds it</w:t>
+      </w:r>
+      <w:r>
+        <w:t xml:space="preserve"> </w:t>
+      </w:r>
+      <w:r>
+        <w:t xml:space="preserve">into the age-bracketed proposal, whose consensus covers raising the adult</w:t>
+      </w:r>
+      <w:r>
+        <w:t xml:space="preserve"> </w:t>
+      </w:r>
+      <w:r>
+        <w:t xml:space="preserve">minimum.) Each proposal is matched against the 2019–2026 legislative record.</w:t>
+      </w:r>
+      <w:r>
+        <w:t xml:space="preserve"> </w:t>
+      </w:r>
+      <w:r>
+        <w:t xml:space="preserve">A proposal with zero matched bills is a finding, not a failure: it means</w:t>
+      </w:r>
+      <w:r>
+        <w:t xml:space="preserve"> </w:t>
+      </w:r>
+      <w:r>
+        <w:t xml:space="preserve">lawmakers have not yet tried it.</w:t>
       </w:r>
     </w:p>
-    <w:bookmarkStart w:id="67" w:name="X29ca1ab792f820846aa779a2a13120b241828fc"/>
+    <w:bookmarkStart w:id="67" w:name="X4f19892082dc995b0b2aa36d5d884a47d9e3494"/>
     <w:p>
       <w:pPr>
         <w:pStyle w:val="Heading2"/>
       </w:pPr>
       <w:r>
-        <w:t xml:space="preserve">[P-raise-minimum-wage] Raise the minimum wage / livable wage</w:t>
+        <w:t xml:space="preserve">Age-bracketed minimum wage with a separate youth wage</w:t>
       </w:r>
     </w:p>
     <w:p>
@@ -34752,19 +34822,31 @@
         <w:t xml:space="preserve"> </w:t>
       </w:r>
       <w:r>
-        <w:t xml:space="preserve">raise the state minimum wage toward a livable</w:t>
+        <w:t xml:space="preserve">raise the minimum wage for workers over 18, so</w:t>
       </w:r>
       <w:r>
         <w:t xml:space="preserve"> </w:t>
       </w:r>
       <w:r>
-        <w:t xml:space="preserve">wage. High frequency (3 events); mixed consensus; small-business cost</w:t>
+        <w:t xml:space="preserve">independent adults earn more than teenagers with an after-school job, with</w:t>
       </w:r>
       <w:r>
         <w:t xml:space="preserve"> </w:t>
       </w:r>
       <w:r>
-        <w:t xml:space="preserve">concerns were the main counterpoint.</w:t>
+        <w:t xml:space="preserve">a separate youth wage. Frequency high (three of four in-person events);</w:t>
+      </w:r>
+      <w:r>
+        <w:t xml:space="preserve"> </w:t>
+      </w:r>
+      <w:r>
+        <w:t xml:space="preserve">consensus high. Concern raised: it could limit upward mobility of younger</w:t>
+      </w:r>
+      <w:r>
+        <w:t xml:space="preserve"> </w:t>
+      </w:r>
+      <w:r>
+        <w:t xml:space="preserve">South Carolinians.</w:t>
       </w:r>
     </w:p>
     <w:p>
@@ -34780,37 +34862,67 @@
           <w:bCs/>
           <w:b/>
         </w:rPr>
-        <w:t xml:space="preserve">Matched bills (24):</w:t>
+        <w:t xml:space="preserve">The age-bracket half — matched bills: none.</w:t>
       </w:r>
       <w:r>
         <w:t xml:space="preserve"> </w:t>
       </w:r>
       <w:r>
-        <w:t xml:space="preserve">2019-20 — H3114, H3217, H3395, H3467, H4154, S147</w:t>
+        <w:t xml:space="preserve">No 2019–2026 bill proposes</w:t>
       </w:r>
       <w:r>
         <w:t xml:space="preserve"> </w:t>
       </w:r>
       <w:r>
-        <w:t xml:space="preserve">(constitutional amendment), S149; 2021-22 — H3018, H3184, H3341, H3480,</w:t>
+        <w:t xml:space="preserve">a youth wage, training wage, or any age-based bracket;</w:t>
       </w:r>
       <w:r>
         <w:t xml:space="preserve"> </w:t>
       </w:r>
       <w:r>
-        <w:t xml:space="preserve">H3675, S159, S343, S633 (ballot question), S634; 2023-24 — H3805, H5187,</w:t>
+        <w:t xml:space="preserve">“</w:t>
+      </w:r>
+      <w:r>
+        <w:t xml:space="preserve">youth wage</w:t>
+      </w:r>
+      <w:r>
+        <w:t xml:space="preserve">”</w:t>
       </w:r>
       <w:r>
         <w:t xml:space="preserve"> </w:t>
       </w:r>
       <w:r>
-        <w:t xml:space="preserve">S216, S28 (ballot question), S291; 2025-26 — H3226, H3735 (wage boards),</w:t>
+        <w:t xml:space="preserve">and</w:t>
       </w:r>
       <w:r>
         <w:t xml:space="preserve"> </w:t>
       </w:r>
       <w:r>
-        <w:t xml:space="preserve">H3809.</w:t>
+        <w:t xml:space="preserve">“</w:t>
+      </w:r>
+      <w:r>
+        <w:t xml:space="preserve">training wage</w:t>
+      </w:r>
+      <w:r>
+        <w:t xml:space="preserve">”</w:t>
+      </w:r>
+      <w:r>
+        <w:t xml:space="preserve"> </w:t>
+      </w:r>
+      <w:r>
+        <w:t xml:space="preserve">return zero hits in every bill’s full text, and a scan of</w:t>
+      </w:r>
+      <w:r>
+        <w:t xml:space="preserve"> </w:t>
+      </w:r>
+      <w:r>
+        <w:t xml:space="preserve">all 24 minimum-wage bills finds no age-based rate language in any of them —</w:t>
+      </w:r>
+      <w:r>
+        <w:t xml:space="preserve"> </w:t>
+      </w:r>
+      <w:r>
+        <w:t xml:space="preserve">each sets one floor for all covered workers.</w:t>
       </w:r>
     </w:p>
     <w:p>
@@ -34826,19 +34938,49 @@
           <w:bCs/>
           <w:b/>
         </w:rPr>
-        <w:t xml:space="preserve">Record:</w:t>
+        <w:t xml:space="preserve">The adult-raise half — matched bills (24):</w:t>
       </w:r>
       <w:r>
         <w:t xml:space="preserve"> </w:t>
       </w:r>
       <w:r>
-        <w:t xml:space="preserve">none reported out of first committee; no recorded vote at any</w:t>
+        <w:t xml:space="preserve">2019-20 — H3114, H3217,</w:t>
       </w:r>
       <w:r>
         <w:t xml:space="preserve"> </w:t>
       </w:r>
       <w:r>
-        <w:t xml:space="preserve">stage in eight years.</w:t>
+        <w:t xml:space="preserve">H3395, H3467, H4154, S147 (constitutional amendment), S149; 2021-22 —</w:t>
+      </w:r>
+      <w:r>
+        <w:t xml:space="preserve"> </w:t>
+      </w:r>
+      <w:r>
+        <w:t xml:space="preserve">H3018, H3184, H3341, H3480, H3675, S159, S343, S633 (ballot question on a</w:t>
+      </w:r>
+      <w:r>
+        <w:t xml:space="preserve"> </w:t>
+      </w:r>
+      <w:r>
+        <w:t xml:space="preserve">$15 minimum), S634; 2023-24 — H3805, H5187, S216, S28 (ballot question on</w:t>
+      </w:r>
+      <w:r>
+        <w:t xml:space="preserve"> </w:t>
+      </w:r>
+      <w:r>
+        <w:t xml:space="preserve">a $15 minimum), S291; 2025-26 — H3226, H3735 (wage boards), H3809. None</w:t>
+      </w:r>
+      <w:r>
+        <w:t xml:space="preserve"> </w:t>
+      </w:r>
+      <w:r>
+        <w:t xml:space="preserve">reported out of first committee; no recorded vote at any stage in eight</w:t>
+      </w:r>
+      <w:r>
+        <w:t xml:space="preserve"> </w:t>
+      </w:r>
+      <w:r>
+        <w:t xml:space="preserve">years.</w:t>
       </w:r>
     </w:p>
     <w:p>
@@ -34854,25 +34996,31 @@
           <w:bCs/>
           <w:b/>
         </w:rPr>
-        <w:t xml:space="preserve">Near misses:</w:t>
+        <w:t xml:space="preserve">Nearest enacted law:</w:t>
       </w:r>
       <w:r>
         <w:t xml:space="preserve"> </w:t>
       </w:r>
       <w:r>
-        <w:t xml:space="preserve">S533 (2022) and S1001 (2024) enacted wage floors for</w:t>
+        <w:t xml:space="preserve">S533 (Act 209 of 2022) and S1001 (Act 192 of</w:t>
+      </w:r>
+    </w:p>
+    <w:p>
+      <w:pPr>
+        <w:numPr>
+          <w:ilvl w:val="1"/>
+          <w:numId w:val="1012"/>
+        </w:numPr>
+        <w:pStyle w:val="Compact"/>
+      </w:pPr>
+      <w:r>
+        <w:t xml:space="preserve">enacted wage floors for specific groups; S533 removed a subminimum</w:t>
       </w:r>
       <w:r>
         <w:t xml:space="preserve"> </w:t>
       </w:r>
       <w:r>
-        <w:t xml:space="preserve">specific groups (disability subminimum ban; inmate private-industry</w:t>
-      </w:r>
-      <w:r>
-        <w:t xml:space="preserve"> </w:t>
-      </w:r>
-      <w:r>
-        <w:t xml:space="preserve">floor).</w:t>
+        <w:t xml:space="preserve">tier (for workers with disabilities) rather than creating one.</w:t>
       </w:r>
     </w:p>
     <w:p>
@@ -34888,211 +35036,41 @@
           <w:bCs/>
           <w:b/>
         </w:rPr>
-        <w:t xml:space="preserve">Venue note:</w:t>
+        <w:t xml:space="preserve">Venue notes:</w:t>
       </w:r>
       <w:r>
         <w:t xml:space="preserve"> </w:t>
       </w:r>
       <w:r>
-        <w:t xml:space="preserve">the federal $7.25 floor applies; state law blocks local</w:t>
+        <w:t xml:space="preserve">the federal $7.25 floor applies; federal law already</w:t>
       </w:r>
       <w:r>
         <w:t xml:space="preserve"> </w:t>
       </w:r>
       <w:r>
-        <w:t xml:space="preserve">minimums, so the General Assembly is the only in-state venue.</w:t>
+        <w:t xml:space="preserve">allows a $4.25 youth wage for workers under 20 in their first 90 days;</w:t>
+      </w:r>
+      <w:r>
+        <w:t xml:space="preserve"> </w:t>
+      </w:r>
+      <w:r>
+        <w:t xml:space="preserve">state law blocks local minimums, so the General Assembly is the only</w:t>
+      </w:r>
+      <w:r>
+        <w:t xml:space="preserve"> </w:t>
+      </w:r>
+      <w:r>
+        <w:t xml:space="preserve">in-state venue.</w:t>
       </w:r>
     </w:p>
     <w:bookmarkEnd w:id="67"/>
-    <w:bookmarkStart w:id="68" w:name="Xa86ee4bcad5d7adebb78c4e00a451ce222c565a"/>
+    <w:bookmarkStart w:id="68" w:name="X255f147f305c0d0f98a615dfaab002c10d07014"/>
     <w:p>
       <w:pPr>
         <w:pStyle w:val="Heading2"/>
       </w:pPr>
       <w:r>
-        <w:t xml:space="preserve">[P-age-bracketed-minimum-wage] Age-bracketed minimum wage with a separate youth wage</w:t>
-      </w:r>
-    </w:p>
-    <w:p>
-      <w:pPr>
-        <w:numPr>
-          <w:ilvl w:val="0"/>
-          <w:numId w:val="1012"/>
-        </w:numPr>
-        <w:pStyle w:val="Compact"/>
-      </w:pPr>
-      <w:r>
-        <w:rPr>
-          <w:bCs/>
-          <w:b/>
-        </w:rPr>
-        <w:t xml:space="preserve">From the conversations:</w:t>
-      </w:r>
-      <w:r>
-        <w:t xml:space="preserve"> </w:t>
-      </w:r>
-      <w:r>
-        <w:t xml:space="preserve">a higher minimum for adult workers (18+) and a</w:t>
-      </w:r>
-      <w:r>
-        <w:t xml:space="preserve"> </w:t>
-      </w:r>
-      <w:r>
-        <w:t xml:space="preserve">separate, lower youth wage for teens. High frequency (3 events); high</w:t>
-      </w:r>
-      <w:r>
-        <w:t xml:space="preserve"> </w:t>
-      </w:r>
-      <w:r>
-        <w:t xml:space="preserve">consensus for a higher adult wage; the open questions were where to draw</w:t>
-      </w:r>
-      <w:r>
-        <w:t xml:space="preserve"> </w:t>
-      </w:r>
-      <w:r>
-        <w:t xml:space="preserve">the age line and whether a youth wage displaces adult workers.</w:t>
-      </w:r>
-    </w:p>
-    <w:p>
-      <w:pPr>
-        <w:numPr>
-          <w:ilvl w:val="0"/>
-          <w:numId w:val="1012"/>
-        </w:numPr>
-        <w:pStyle w:val="Compact"/>
-      </w:pPr>
-      <w:r>
-        <w:rPr>
-          <w:bCs/>
-          <w:b/>
-        </w:rPr>
-        <w:t xml:space="preserve">Matched bills:</w:t>
-      </w:r>
-      <w:r>
-        <w:t xml:space="preserve"> </w:t>
-      </w:r>
-      <w:r>
-        <w:t xml:space="preserve">none. No 2019–2026 bill proposes a youth wage, training</w:t>
-      </w:r>
-      <w:r>
-        <w:t xml:space="preserve"> </w:t>
-      </w:r>
-      <w:r>
-        <w:t xml:space="preserve">wage, or any age-based bracket;</w:t>
-      </w:r>
-      <w:r>
-        <w:t xml:space="preserve"> </w:t>
-      </w:r>
-      <w:r>
-        <w:t xml:space="preserve">“</w:t>
-      </w:r>
-      <w:r>
-        <w:t xml:space="preserve">youth wage</w:t>
-      </w:r>
-      <w:r>
-        <w:t xml:space="preserve">”</w:t>
-      </w:r>
-      <w:r>
-        <w:t xml:space="preserve"> </w:t>
-      </w:r>
-      <w:r>
-        <w:t xml:space="preserve">and</w:t>
-      </w:r>
-      <w:r>
-        <w:t xml:space="preserve"> </w:t>
-      </w:r>
-      <w:r>
-        <w:t xml:space="preserve">“</w:t>
-      </w:r>
-      <w:r>
-        <w:t xml:space="preserve">training wage</w:t>
-      </w:r>
-      <w:r>
-        <w:t xml:space="preserve">”</w:t>
-      </w:r>
-      <w:r>
-        <w:t xml:space="preserve"> </w:t>
-      </w:r>
-      <w:r>
-        <w:t xml:space="preserve">return</w:t>
-      </w:r>
-      <w:r>
-        <w:t xml:space="preserve"> </w:t>
-      </w:r>
-      <w:r>
-        <w:t xml:space="preserve">zero hits in every bill’s full text.</w:t>
-      </w:r>
-    </w:p>
-    <w:p>
-      <w:pPr>
-        <w:numPr>
-          <w:ilvl w:val="0"/>
-          <w:numId w:val="1012"/>
-        </w:numPr>
-        <w:pStyle w:val="Compact"/>
-      </w:pPr>
-      <w:r>
-        <w:rPr>
-          <w:bCs/>
-          <w:b/>
-        </w:rPr>
-        <w:t xml:space="preserve">Nearest record:</w:t>
-      </w:r>
-      <w:r>
-        <w:t xml:space="preserve"> </w:t>
-      </w:r>
-      <w:r>
-        <w:t xml:space="preserve">S533 (Act 209 of 2022) removed a subminimum tier</w:t>
-      </w:r>
-      <w:r>
-        <w:t xml:space="preserve"> </w:t>
-      </w:r>
-      <w:r>
-        <w:t xml:space="preserve">(for workers with disabilities) rather than creating one.</w:t>
-      </w:r>
-    </w:p>
-    <w:p>
-      <w:pPr>
-        <w:numPr>
-          <w:ilvl w:val="0"/>
-          <w:numId w:val="1012"/>
-        </w:numPr>
-        <w:pStyle w:val="Compact"/>
-      </w:pPr>
-      <w:r>
-        <w:rPr>
-          <w:bCs/>
-          <w:b/>
-        </w:rPr>
-        <w:t xml:space="preserve">Venue note:</w:t>
-      </w:r>
-      <w:r>
-        <w:t xml:space="preserve"> </w:t>
-      </w:r>
-      <w:r>
-        <w:t xml:space="preserve">federal law already permits a $4.25 youth training wage</w:t>
-      </w:r>
-      <w:r>
-        <w:t xml:space="preserve"> </w:t>
-      </w:r>
-      <w:r>
-        <w:t xml:space="preserve">for a worker’s first 90 days; any state bracket would sit on top of that</w:t>
-      </w:r>
-      <w:r>
-        <w:t xml:space="preserve"> </w:t>
-      </w:r>
-      <w:r>
-        <w:t xml:space="preserve">and of a state minimum that does not yet exist.</w:t>
-      </w:r>
-    </w:p>
-    <w:bookmarkEnd w:id="68"/>
-    <w:bookmarkStart w:id="69" w:name="Xb7a48309439631d62f8fb693d5e19f2cd29115b"/>
-    <w:p>
-      <w:pPr>
-        <w:pStyle w:val="Heading2"/>
-      </w:pPr>
-      <w:r>
-        <w:t xml:space="preserve">[P-workforce-development] Apprenticeships, career pathways, and technical training</w:t>
+        <w:t xml:space="preserve">Workforce development: apprenticeships, career pathways, and technical training</w:t>
       </w:r>
     </w:p>
     <w:p>
@@ -35126,13 +35104,19 @@
         <w:t xml:space="preserve"> </w:t>
       </w:r>
       <w:r>
-        <w:t xml:space="preserve">Medium frequency (Greenville, Columbia); high consensus; funding and</w:t>
+        <w:t xml:space="preserve">Frequency medium (Greenville, Columbia); consensus high. Concerns raised:</w:t>
       </w:r>
       <w:r>
         <w:t xml:space="preserve"> </w:t>
       </w:r>
       <w:r>
-        <w:t xml:space="preserve">employer participation were the practical questions.</w:t>
+        <w:t xml:space="preserve">the programs mostly helped large businesses like Boeing and BMW, and there</w:t>
+      </w:r>
+      <w:r>
+        <w:t xml:space="preserve"> </w:t>
+      </w:r>
+      <w:r>
+        <w:t xml:space="preserve">was little awareness of such programs.</w:t>
       </w:r>
     </w:p>
     <w:p>
@@ -35224,6 +35208,152 @@
           <w:bCs/>
           <w:b/>
         </w:rPr>
+        <w:t xml:space="preserve">On the</w:t>
+      </w:r>
+      <w:r>
+        <w:rPr>
+          <w:bCs/>
+          <w:b/>
+        </w:rPr>
+        <w:t xml:space="preserve"> </w:t>
+      </w:r>
+      <w:r>
+        <w:rPr>
+          <w:bCs/>
+          <w:b/>
+        </w:rPr>
+        <w:t xml:space="preserve">“</w:t>
+      </w:r>
+      <w:r>
+        <w:rPr>
+          <w:bCs/>
+          <w:b/>
+        </w:rPr>
+        <w:t xml:space="preserve">who benefits</w:t>
+      </w:r>
+      <w:r>
+        <w:rPr>
+          <w:bCs/>
+          <w:b/>
+        </w:rPr>
+        <w:t xml:space="preserve">”</w:t>
+      </w:r>
+      <w:r>
+        <w:rPr>
+          <w:bCs/>
+          <w:b/>
+        </w:rPr>
+        <w:t xml:space="preserve"> </w:t>
+      </w:r>
+      <w:r>
+        <w:rPr>
+          <w:bCs/>
+          <w:b/>
+        </w:rPr>
+        <w:t xml:space="preserve">concern, what the record shows:</w:t>
+      </w:r>
+      <w:r>
+        <w:t xml:space="preserve"> </w:t>
+      </w:r>
+      <w:r>
+        <w:t xml:space="preserve">the enacted</w:t>
+      </w:r>
+      <w:r>
+        <w:t xml:space="preserve"> </w:t>
+      </w:r>
+      <w:r>
+        <w:t xml:space="preserve">designs are not written around large employers — SC WINS pays students,</w:t>
+      </w:r>
+      <w:r>
+        <w:t xml:space="preserve"> </w:t>
+      </w:r>
+      <w:r>
+        <w:t xml:space="preserve">Earn and Learn connects students, and S557’s credit is by its text open to</w:t>
+      </w:r>
+      <w:r>
+        <w:t xml:space="preserve"> </w:t>
+      </w:r>
+      <w:r>
+        <w:t xml:space="preserve">any taxpayer employing a registered apprentice, without size or industry</w:t>
+      </w:r>
+      <w:r>
+        <w:t xml:space="preserve"> </w:t>
+      </w:r>
+      <w:r>
+        <w:t xml:space="preserve">limits. No enacted program in this record is restricted to large</w:t>
+      </w:r>
+      <w:r>
+        <w:t xml:space="preserve"> </w:t>
+      </w:r>
+      <w:r>
+        <w:t xml:space="preserve">manufacturers. How take-up actually distributes across employers is</w:t>
+      </w:r>
+      <w:r>
+        <w:t xml:space="preserve"> </w:t>
+      </w:r>
+      <w:r>
+        <w:t xml:space="preserve">outcome data outside this legislative record (Appendix F, item 8).</w:t>
+      </w:r>
+    </w:p>
+    <w:p>
+      <w:pPr>
+        <w:numPr>
+          <w:ilvl w:val="0"/>
+          <w:numId w:val="1013"/>
+        </w:numPr>
+        <w:pStyle w:val="Compact"/>
+      </w:pPr>
+      <w:r>
+        <w:rPr>
+          <w:bCs/>
+          <w:b/>
+        </w:rPr>
+        <w:t xml:space="preserve">On the awareness concern, what the record shows:</w:t>
+      </w:r>
+      <w:r>
+        <w:t xml:space="preserve"> </w:t>
+      </w:r>
+      <w:r>
+        <w:t xml:space="preserve">outreach money exists</w:t>
+      </w:r>
+      <w:r>
+        <w:t xml:space="preserve"> </w:t>
+      </w:r>
+      <w:r>
+        <w:t xml:space="preserve">as one-year budget rules — FY 2026-27 proviso 25.8 (public-awareness</w:t>
+      </w:r>
+      <w:r>
+        <w:t xml:space="preserve"> </w:t>
+      </w:r>
+      <w:r>
+        <w:t xml:space="preserve">campaign on manufacturing and related careers) and proviso 1.94 (SC Future</w:t>
+      </w:r>
+      <w:r>
+        <w:t xml:space="preserve"> </w:t>
+      </w:r>
+      <w:r>
+        <w:t xml:space="preserve">Makers/Tallo platform connecting students to employers). No permanent</w:t>
+      </w:r>
+      <w:r>
+        <w:t xml:space="preserve"> </w:t>
+      </w:r>
+      <w:r>
+        <w:t xml:space="preserve">statute funds program awareness.</w:t>
+      </w:r>
+    </w:p>
+    <w:p>
+      <w:pPr>
+        <w:numPr>
+          <w:ilvl w:val="0"/>
+          <w:numId w:val="1013"/>
+        </w:numPr>
+        <w:pStyle w:val="Compact"/>
+      </w:pPr>
+      <w:r>
+        <w:rPr>
+          <w:bCs/>
+          <w:b/>
+        </w:rPr>
         <w:t xml:space="preserve">Budget overlap:</w:t>
       </w:r>
       <w:r>
@@ -35245,14 +35375,14 @@
         <w:t xml:space="preserve">(Appendix G).</w:t>
       </w:r>
     </w:p>
-    <w:bookmarkEnd w:id="69"/>
-    <w:bookmarkStart w:id="70" w:name="Xb127db5c47b3f68dd6d210c443e5efaa1ec8371"/>
+    <w:bookmarkEnd w:id="68"/>
+    <w:bookmarkStart w:id="69" w:name="Xca57af733516406704d605c684249afdeaa6674"/>
     <w:p>
       <w:pPr>
         <w:pStyle w:val="Heading2"/>
       </w:pPr>
       <w:r>
-        <w:t xml:space="preserve">[P-employer-living-wage-incentives] Government incentives/bonuses for employers paying a living wage</w:t>
+        <w:t xml:space="preserve">Government incentives / bonuses for employers who pay a living wage</w:t>
       </w:r>
     </w:p>
     <w:p>
@@ -35280,13 +35410,25 @@
         <w:t xml:space="preserve"> </w:t>
       </w:r>
       <w:r>
-        <w:t xml:space="preserve">pay a living wage. Medium frequency; mixed consensus; how to fund the</w:t>
+        <w:t xml:space="preserve">pay a living wage. Frequency medium (two of four in-person events);</w:t>
       </w:r>
       <w:r>
         <w:t xml:space="preserve"> </w:t>
       </w:r>
       <w:r>
-        <w:t xml:space="preserve">incentives was disputed.</w:t>
+        <w:t xml:space="preserve">consensus mixed — agreement on incentivizing a living wage, divergence on</w:t>
+      </w:r>
+      <w:r>
+        <w:t xml:space="preserve"> </w:t>
+      </w:r>
+      <w:r>
+        <w:t xml:space="preserve">funding and on whether the incentive should be a tax credit or a direct</w:t>
+      </w:r>
+      <w:r>
+        <w:t xml:space="preserve"> </w:t>
+      </w:r>
+      <w:r>
+        <w:t xml:space="preserve">state bonus.</w:t>
       </w:r>
     </w:p>
     <w:p>
@@ -35302,43 +35444,49 @@
           <w:bCs/>
           <w:b/>
         </w:rPr>
-        <w:t xml:space="preserve">Matched bills (3):</w:t>
+        <w:t xml:space="preserve">The tax-credit version — matched bills (3):</w:t>
       </w:r>
       <w:r>
         <w:t xml:space="preserve"> </w:t>
       </w:r>
       <w:r>
-        <w:t xml:space="preserve">H4603 (2026, Small Business Livable Wage Tax Credit</w:t>
+        <w:t xml:space="preserve">H4603 (2026, Small</w:t>
       </w:r>
       <w:r>
         <w:t xml:space="preserve"> </w:t>
       </w:r>
       <w:r>
-        <w:t xml:space="preserve">Act — the direct precedent; died in House Ways and Means without a vote),</w:t>
+        <w:t xml:space="preserve">Business Livable Wage Tax Credit Act — the direct precedent, and the</w:t>
       </w:r>
       <w:r>
         <w:t xml:space="preserve"> </w:t>
       </w:r>
       <w:r>
-        <w:t xml:space="preserve">H4245 (2025, credits for hiring and retaining people leaving public</w:t>
+        <w:t xml:space="preserve">record’s one design aimed at small businesses specifically; died in House</w:t>
       </w:r>
       <w:r>
         <w:t xml:space="preserve"> </w:t>
       </w:r>
       <w:r>
-        <w:t xml:space="preserve">assistance; same committee, same result), S398 (2021, wage and job</w:t>
+        <w:t xml:space="preserve">Ways and Means without a vote), H4245 (2025, credits for hiring and</w:t>
       </w:r>
       <w:r>
         <w:t xml:space="preserve"> </w:t>
       </w:r>
       <w:r>
-        <w:t xml:space="preserve">obligations on subsidy recipients; died in Senate Labor, Commerce and</w:t>
+        <w:t xml:space="preserve">retaining people leaving public assistance; same committee, same result),</w:t>
       </w:r>
       <w:r>
         <w:t xml:space="preserve"> </w:t>
       </w:r>
       <w:r>
-        <w:t xml:space="preserve">Industry).</w:t>
+        <w:t xml:space="preserve">S398 (2021, wage and job obligations on subsidy recipients; died in Senate</w:t>
+      </w:r>
+      <w:r>
+        <w:t xml:space="preserve"> </w:t>
+      </w:r>
+      <w:r>
+        <w:t xml:space="preserve">Labor, Commerce and Industry).</w:t>
       </w:r>
     </w:p>
     <w:p>
@@ -35354,36 +35502,100 @@
           <w:bCs/>
           <w:b/>
         </w:rPr>
+        <w:t xml:space="preserve">The direct-bonus version — matched bills: none.</w:t>
+      </w:r>
+      <w:r>
+        <w:t xml:space="preserve"> </w:t>
+      </w:r>
+      <w:r>
+        <w:t xml:space="preserve">No bill in this record</w:t>
+      </w:r>
+      <w:r>
+        <w:t xml:space="preserve"> </w:t>
+      </w:r>
+      <w:r>
+        <w:t xml:space="preserve">proposes direct state bonus payments to employers tied to the wages they</w:t>
+      </w:r>
+      <w:r>
+        <w:t xml:space="preserve"> </w:t>
+      </w:r>
+      <w:r>
+        <w:t xml:space="preserve">pay. The nearest grant-type mechanism filed — the Headquarters Relocation</w:t>
+      </w:r>
+      <w:r>
+        <w:t xml:space="preserve"> </w:t>
+      </w:r>
+      <w:r>
+        <w:t xml:space="preserve">and Growth Fund (H5471/S1118, 2026), direct grants to businesses — is tied</w:t>
+      </w:r>
+      <w:r>
+        <w:t xml:space="preserve"> </w:t>
+      </w:r>
+      <w:r>
+        <w:t xml:space="preserve">to headquarters location, not wage levels, and died in the money</w:t>
+      </w:r>
+      <w:r>
+        <w:t xml:space="preserve"> </w:t>
+      </w:r>
+      <w:r>
+        <w:t xml:space="preserve">committees.</w:t>
+      </w:r>
+    </w:p>
+    <w:p>
+      <w:pPr>
+        <w:numPr>
+          <w:ilvl w:val="0"/>
+          <w:numId w:val="1014"/>
+        </w:numPr>
+        <w:pStyle w:val="Compact"/>
+      </w:pPr>
+      <w:r>
+        <w:rPr>
+          <w:bCs/>
+          <w:b/>
+        </w:rPr>
         <w:t xml:space="preserve">Adjacent record:</w:t>
       </w:r>
       <w:r>
         <w:t xml:space="preserve"> </w:t>
       </w:r>
       <w:r>
-        <w:t xml:space="preserve">wage-linked employer incentives already exist and</w:t>
+        <w:t xml:space="preserve">wage-linked employer incentives already exist in the</w:t>
       </w:r>
       <w:r>
         <w:t xml:space="preserve"> </w:t>
       </w:r>
       <w:r>
-        <w:t xml:space="preserve">pass when updated inside tax packages — job development credits (S901,</w:t>
+        <w:t xml:space="preserve">tax code and pass when updated inside tax packages — job development</w:t>
       </w:r>
       <w:r>
         <w:t xml:space="preserve"> </w:t>
       </w:r>
       <w:r>
-        <w:t xml:space="preserve">Act 237 of 2022; H4087, Act 222 of 2024) and the apprentice credit (S557,</w:t>
+        <w:t xml:space="preserve">credits (S901, Act 237 of 2022; H4087, Act 222 of 2024) and the apprentice</w:t>
       </w:r>
       <w:r>
         <w:t xml:space="preserve"> </w:t>
       </w:r>
       <w:r>
-        <w:t xml:space="preserve">Act 188 of 2024).</w:t>
+        <w:t xml:space="preserve">credit (S557, Act 188 of 2024). Every bill in this proposal’s set stopped</w:t>
+      </w:r>
+      <w:r>
+        <w:t xml:space="preserve"> </w:t>
+      </w:r>
+      <w:r>
+        <w:t xml:space="preserve">in House Ways and Means or Senate Finance — the rooms where the funding</w:t>
+      </w:r>
+      <w:r>
+        <w:t xml:space="preserve"> </w:t>
+      </w:r>
+      <w:r>
+        <w:t xml:space="preserve">question participants disagreed on is decided.</w:t>
       </w:r>
     </w:p>
+    <w:bookmarkEnd w:id="69"/>
     <w:bookmarkEnd w:id="70"/>
-    <w:bookmarkEnd w:id="71"/>
-    <w:bookmarkStart w:id="75" w:name="appendix-i-sources-and-review-notes"/>
+    <w:bookmarkStart w:id="74" w:name="appendix-i-sources-and-review-notes"/>
     <w:p>
       <w:pPr>
         <w:pStyle w:val="Heading1"/>
@@ -35412,7 +35624,7 @@
         <w:t xml:space="preserve">brief by design.</w:t>
       </w:r>
     </w:p>
-    <w:bookmarkStart w:id="72" w:name="claim-to-source-map"/>
+    <w:bookmarkStart w:id="71" w:name="claim-to-source-map"/>
     <w:p>
       <w:pPr>
         <w:pStyle w:val="Heading2"/>
@@ -35816,8 +36028,8 @@
         </w:tc>
       </w:tr>
     </w:tbl>
-    <w:bookmarkEnd w:id="72"/>
-    <w:bookmarkStart w:id="73" w:name="collection-and-verification-notes"/>
+    <w:bookmarkEnd w:id="71"/>
+    <w:bookmarkStart w:id="72" w:name="collection-and-verification-notes"/>
     <w:p>
       <w:pPr>
         <w:pStyle w:val="Heading2"/>
@@ -36106,8 +36318,8 @@
         <w:t xml:space="preserve">claims.</w:t>
       </w:r>
     </w:p>
-    <w:bookmarkEnd w:id="73"/>
-    <w:bookmarkStart w:id="74" w:name="review"/>
+    <w:bookmarkEnd w:id="72"/>
+    <w:bookmarkStart w:id="73" w:name="review"/>
     <w:p>
       <w:pPr>
         <w:pStyle w:val="Heading2"/>
@@ -36170,8 +36382,8 @@
         <w:t xml:space="preserve">Human reviewers for the PR: Ryan Echols, Jodi Stephens, Ashley Lovell.</w:t>
       </w:r>
     </w:p>
+    <w:bookmarkEnd w:id="73"/>
     <w:bookmarkEnd w:id="74"/>
-    <w:bookmarkEnd w:id="75"/>
     <w:sectPr/>
   </w:body>
 </w:document>
@@ -36439,6 +36651,91 @@
       </w:pPr>
     </w:lvl>
   </w:abstractNum>
+  <w:abstractNum w:abstractNumId="99422024">
+    <w:nsid w:val="A99422024"/>
+    <w:multiLevelType w:val="multilevel"/>
+    <w:lvl w:ilvl="0">
+      <w:start w:val="2024"/>
+      <w:numFmt w:val="decimal"/>
+      <w:lvlText w:val="%1)"/>
+      <w:lvlJc w:val="left"/>
+      <w:pPr>
+        <w:ind w:left="720" w:hanging="480"/>
+      </w:pPr>
+    </w:lvl>
+    <w:lvl w:ilvl="1">
+      <w:start w:val="2024"/>
+      <w:numFmt w:val="decimal"/>
+      <w:lvlText w:val="%2)"/>
+      <w:lvlJc w:val="left"/>
+      <w:pPr>
+        <w:ind w:left="1440" w:hanging="480"/>
+      </w:pPr>
+    </w:lvl>
+    <w:lvl w:ilvl="2">
+      <w:start w:val="2024"/>
+      <w:numFmt w:val="decimal"/>
+      <w:lvlText w:val="%3)"/>
+      <w:lvlJc w:val="left"/>
+      <w:pPr>
+        <w:ind w:left="2160" w:hanging="480"/>
+      </w:pPr>
+    </w:lvl>
+    <w:lvl w:ilvl="3">
+      <w:start w:val="2024"/>
+      <w:numFmt w:val="decimal"/>
+      <w:lvlText w:val="%4)"/>
+      <w:lvlJc w:val="left"/>
+      <w:pPr>
+        <w:ind w:left="2880" w:hanging="480"/>
+      </w:pPr>
+    </w:lvl>
+    <w:lvl w:ilvl="4">
+      <w:start w:val="2024"/>
+      <w:numFmt w:val="decimal"/>
+      <w:lvlText w:val="%5)"/>
+      <w:lvlJc w:val="left"/>
+      <w:pPr>
+        <w:ind w:left="3600" w:hanging="480"/>
+      </w:pPr>
+    </w:lvl>
+    <w:lvl w:ilvl="5">
+      <w:start w:val="2024"/>
+      <w:numFmt w:val="decimal"/>
+      <w:lvlText w:val="%6)"/>
+      <w:lvlJc w:val="left"/>
+      <w:pPr>
+        <w:ind w:left="4320" w:hanging="480"/>
+      </w:pPr>
+    </w:lvl>
+    <w:lvl w:ilvl="6">
+      <w:start w:val="2024"/>
+      <w:numFmt w:val="decimal"/>
+      <w:lvlText w:val="%7)"/>
+      <w:lvlJc w:val="left"/>
+      <w:pPr>
+        <w:ind w:left="5040" w:hanging="480"/>
+      </w:pPr>
+    </w:lvl>
+    <w:lvl w:ilvl="7">
+      <w:start w:val="2024"/>
+      <w:numFmt w:val="decimal"/>
+      <w:lvlText w:val="%8)"/>
+      <w:lvlJc w:val="left"/>
+      <w:pPr>
+        <w:ind w:left="5760" w:hanging="480"/>
+      </w:pPr>
+    </w:lvl>
+    <w:lvl w:ilvl="8">
+      <w:start w:val="2024"/>
+      <w:numFmt w:val="decimal"/>
+      <w:lvlText w:val="%9)"/>
+      <w:lvlJc w:val="left"/>
+      <w:pPr>
+        <w:ind w:left="6480" w:hanging="480"/>
+      </w:pPr>
+    </w:lvl>
+  </w:abstractNum>
   <w:num w:numId="1000">
     <w:abstractNumId w:val="990"/>
   </w:num>
@@ -36503,7 +36800,34 @@
     <w:abstractNumId w:val="991"/>
   </w:num>
   <w:num w:numId="1012">
-    <w:abstractNumId w:val="991"/>
+    <w:abstractNumId w:val="99422024"/>
+    <w:lvlOverride w:ilvl="0">
+      <w:startOverride w:val="2024"/>
+    </w:lvlOverride>
+    <w:lvlOverride w:ilvl="1">
+      <w:startOverride w:val="2024"/>
+    </w:lvlOverride>
+    <w:lvlOverride w:ilvl="2">
+      <w:startOverride w:val="2024"/>
+    </w:lvlOverride>
+    <w:lvlOverride w:ilvl="3">
+      <w:startOverride w:val="2024"/>
+    </w:lvlOverride>
+    <w:lvlOverride w:ilvl="4">
+      <w:startOverride w:val="2024"/>
+    </w:lvlOverride>
+    <w:lvlOverride w:ilvl="5">
+      <w:startOverride w:val="2024"/>
+    </w:lvlOverride>
+    <w:lvlOverride w:ilvl="6">
+      <w:startOverride w:val="2024"/>
+    </w:lvlOverride>
+    <w:lvlOverride w:ilvl="7">
+      <w:startOverride w:val="2024"/>
+    </w:lvlOverride>
+    <w:lvlOverride w:ilvl="8">
+      <w:startOverride w:val="2024"/>
+    </w:lvlOverride>
   </w:num>
   <w:num w:numId="1013">
     <w:abstractNumId w:val="991"/>

--- a/briefs/south-carolina/slow-wage-growth/citizen-v2/appendices/appendices.docx
+++ b/briefs/south-carolina/slow-wage-growth/citizen-v2/appendices/appendices.docx
@@ -36023,6 +36023,70 @@
             </w:pPr>
             <w:r>
               <w:t xml:space="preserve">Federal FLSA background noted for venue context; not an SC-record claim</w:t>
+            </w:r>
+          </w:p>
+        </w:tc>
+      </w:tr>
+      <w:tr>
+        <w:tc>
+          <w:tcPr/>
+          <w:p>
+            <w:pPr>
+              <w:pStyle w:val="Compact"/>
+              <w:jc w:val="left"/>
+            </w:pPr>
+            <w:r>
+              <w:t xml:space="preserve">Local governments’ authority over their own pay (venue context)</w:t>
+            </w:r>
+          </w:p>
+        </w:tc>
+        <w:tc>
+          <w:tcPr/>
+          <w:p>
+            <w:pPr>
+              <w:pStyle w:val="Compact"/>
+              <w:jc w:val="left"/>
+            </w:pPr>
+            <w:r>
+              <w:t xml:space="preserve">S.C. Code §6-1-130(C) (</w:t>
+            </w:r>
+            <w:r>
+              <w:t xml:space="preserve">“</w:t>
+            </w:r>
+            <w:r>
+              <w:t xml:space="preserve">does not limit the authority of political subdivisions to establish wage rates in contracts to which they are a party</w:t>
+            </w:r>
+            <w:r>
+              <w:t xml:space="preserve">”</w:t>
+            </w:r>
+            <w:r>
+              <w:t xml:space="preserve">), verified on the live SC Code; Charleston examples from the Post and Courier / WCIV (City of Charleston, $15 municipal minimum, August 2022) and the Charleston County FY23 approved budget ($15/hour for all county employees)</w:t>
+            </w:r>
+          </w:p>
+        </w:tc>
+      </w:tr>
+      <w:tr>
+        <w:tc>
+          <w:tcPr/>
+          <w:p>
+            <w:pPr>
+              <w:pStyle w:val="Compact"/>
+              <w:jc w:val="left"/>
+            </w:pPr>
+            <w:r>
+              <w:t xml:space="preserve">County incentive channel (fee-in-lieu-of-taxes agreements; venue context)</w:t>
+            </w:r>
+          </w:p>
+        </w:tc>
+        <w:tc>
+          <w:tcPr/>
+          <w:p>
+            <w:pPr>
+              <w:pStyle w:val="Compact"/>
+              <w:jc w:val="left"/>
+            </w:pPr>
+            <w:r>
+              <w:t xml:space="preserve">S.C. Code Title 12, Chapter 44 (Fee in Lieu of Tax Simplification Act), verified on the live SC Code; described as county deal-making outside the legislative record, with no wage tie asserted</w:t>
             </w:r>
           </w:p>
         </w:tc>
